--- a/policies/build/masters_hco/HCO.MOM.8_v2_master.docx
+++ b/policies/build/masters_hco/HCO.MOM.8_v2_master.docx
@@ -773,7 +773,7 @@
           <w:sz w:val="22"/>
           <w:szCs w:val="22"/>
         </w:rPr>
-        <w:t xml:space="preserve">Boundaries: do not copy SHCO MOM wording. Do not overwrite HCO AAC or COP policies. Spell out abbreviations on first use in training materials. Guidebook Interpretation paragraphs were not available for MOM in this drafting environment — methods follow official OE text and chapter intent.</w:t>
+        <w:t xml:space="preserve">Boundaries: do not copy SHCO MOM wording. Do not overwrite HCO AAC or COP policies. Spell out abbreviations on first use in training materials. OE counts/levels/asterisks stay with the official portal Standards PDF. Method notes come from the Guidebook Interpretation paragraphs (scanned PDF md5 2c4489ee98de4ae9b49cba168ea9f42a).</w:t>
       </w:r>
     </w:p>
     <w:p>
@@ -953,6 +953,18 @@
           <w:sz w:val="22"/>
           <w:szCs w:val="22"/>
         </w:rPr>
+        <w:t xml:space="preserve">Method note (from guidebook interpretation): Relevant monitoring shall be done collaboratively to verify that the medicine is having its intended effect. It could also include monitoring the effects of medications (beneficial or adverse) through laboratory results. Besides, this shall help identify near misses, medication errors and adverse drug reactions. The organisation shall define those situations and medications where more frequent monitoring is required. For example, administration of high-risk medicines. The effect of medication in high risk patients like those on dialysis, in the ICU and elderly group shall be monitored on a regular basis. Commitment = Achievement lie Excellence Commitment _ b. NABH.</w:t>
+      </w:r>
+    </w:p>
+    <w:p>
+      <w:pPr>
+        <w:spacing w:after="140"/>
+      </w:pPr>
+      <w:r>
+        <w:rPr>
+          <w:sz w:val="22"/>
+          <w:szCs w:val="22"/>
+        </w:rPr>
         <w:t xml:space="preserve">This objective element is asterisked in the official Standards PDF — documentation of the process is required.</w:t>
       </w:r>
     </w:p>
@@ -991,6 +1003,18 @@
     </w:p>
     <w:p>
       <w:pPr>
+        <w:spacing w:after="140"/>
+      </w:pPr>
+      <w:r>
+        <w:rPr>
+          <w:sz w:val="22"/>
+          <w:szCs w:val="22"/>
+        </w:rPr>
+        <w:t xml:space="preserve">Method note (from guidebook interpretation): Medication changes are based on clinical response and adverse drug reactions, if any.</w:t>
+      </w:r>
+    </w:p>
+    <w:p>
+      <w:pPr>
         <w:pStyle w:val="Heading2"/>
         <w:spacing w:after="100" w:before="220"/>
       </w:pPr>
@@ -1031,6 +1055,18 @@
           <w:sz w:val="22"/>
           <w:szCs w:val="22"/>
         </w:rPr>
+        <w:t xml:space="preserve">Method note (from guidebook interpretation): Near misses, medication errors and adverse drug reactions shall be defined. This shall be in consonance with best practices. The organisation shall have a written guidance on the process to capture near misses, medication errors and adverse drug reactions. This shall incorporate identifying, documenting, reporting, analysing and action taken regarding.</w:t>
+      </w:r>
+    </w:p>
+    <w:p>
+      <w:pPr>
+        <w:spacing w:after="140"/>
+      </w:pPr>
+      <w:r>
+        <w:rPr>
+          <w:sz w:val="22"/>
+          <w:szCs w:val="22"/>
+        </w:rPr>
         <w:t xml:space="preserve">This objective element is asterisked in the official Standards PDF — documentation of the process is required.</w:t>
       </w:r>
     </w:p>
@@ -1088,6 +1124,18 @@
           <w:sz w:val="22"/>
           <w:szCs w:val="22"/>
         </w:rPr>
+        <w:t xml:space="preserve">Method note (from guidebook interpretation): The organisation shall define the timeframe for reporting once any of this has occurred and adhere to the same.</w:t>
+      </w:r>
+    </w:p>
+    <w:p>
+      <w:pPr>
+        <w:spacing w:after="140"/>
+      </w:pPr>
+      <w:r>
+        <w:rPr>
+          <w:sz w:val="22"/>
+          <w:szCs w:val="22"/>
+        </w:rPr>
         <w:t xml:space="preserve">This objective element is asterisked in the official Standards PDF — documentation of the process is required.</w:t>
       </w:r>
     </w:p>
@@ -1126,6 +1174,18 @@
     </w:p>
     <w:p>
       <w:pPr>
+        <w:spacing w:after="140"/>
+      </w:pPr>
+      <w:r>
+        <w:rPr>
+          <w:sz w:val="22"/>
+          <w:szCs w:val="22"/>
+        </w:rPr>
+        <w:t xml:space="preserve">Method note (from guidebook interpretation): Details of the near misses, medication errors and adverse drug reactions are collected and analysed by the multidisciplinary committee. The analysis shall be completed in a defined time frame. It is preferable that a clinical pharmacologist/clinical pharmacist be a part of this exercise.</w:t>
+      </w:r>
+    </w:p>
+    <w:p>
+      <w:pPr>
         <w:pStyle w:val="Heading2"/>
         <w:spacing w:after="100" w:before="220"/>
       </w:pPr>
@@ -1155,6 +1215,18 @@
           <w:szCs w:val="22"/>
         </w:rPr>
         <w:t xml:space="preserve">The «Quality Coordinator» includes open medication CAPA in the quarterly audit. Repeat events of the same type trigger a deeper review.</w:t>
+      </w:r>
+    </w:p>
+    <w:p>
+      <w:pPr>
+        <w:spacing w:after="140"/>
+      </w:pPr>
+      <w:r>
+        <w:rPr>
+          <w:sz w:val="22"/>
+          <w:szCs w:val="22"/>
+        </w:rPr>
+        <w:t xml:space="preserve">Method note (from guidebook interpretation): Where appropriate, corrective and/or preventive action are taken. The records of the same shall be maintained. It is preferable that corrective and/or preventive action(s) be taken based on the root-cause analysis. Commitment SS Achievement i. Excellence.</w:t>
       </w:r>
     </w:p>
     <w:p>
@@ -2293,7 +2365,7 @@
           <w:sz w:val="22"/>
           <w:szCs w:val="22"/>
         </w:rPr>
-        <w:t xml:space="preserve">National Accreditation Board for Hospitals and Healthcare Providers (NABH), Accreditation Standards for Hospitals, 6th Edition (January 2025) — Management of Medication, standard MOM.8. Official portal PDF.</w:t>
+        <w:t xml:space="preserve">National Accreditation Board for Hospitals and Healthcare Providers (NABH), Accreditation Standards for Hospitals, 6th Edition (January 2025) — Management of Medication, standard MOM.8. Official portal PDF (OE text, counts, levels, asterisks).</w:t>
       </w:r>
     </w:p>
     <w:p>
@@ -2310,7 +2382,24 @@
           <w:sz w:val="22"/>
           <w:szCs w:val="22"/>
         </w:rPr>
-        <w:t xml:space="preserve">Internal documents of «Hospital Name»: written guidance, formulary, high-risk and emergency-medication lists, registers and incident forms named for MOM.8.</w:t>
+        <w:t xml:space="preserve">NABH Guidebook to Accreditation Standards for Hospitals, 6th Edition — MOM.8 interpretations (source PDF md5 2c4489ee98de4ae9b49cba168ea9f42a; OCR policies/source/hco6_mom_guidebook_ocr.txt).</w:t>
+      </w:r>
+    </w:p>
+    <w:p>
+      <w:pPr>
+        <w:pStyle w:val="ListParagraph"/>
+        <w:numPr>
+          <w:ilvl w:val="0"/>
+          <w:numId w:val="1"/>
+        </w:numPr>
+        <w:spacing w:after="60"/>
+      </w:pPr>
+      <w:r>
+        <w:rPr>
+          <w:sz w:val="22"/>
+          <w:szCs w:val="22"/>
+        </w:rPr>
+        <w:t xml:space="preserve">Internal documents of «Hospital Name»: Medication Management Manual, formulary, high-risk and emergency-medication lists, registers and incident forms named for MOM.8.</w:t>
       </w:r>
     </w:p>
     <w:p>

--- a/policies/build/masters_hco/HCO.MOM.8_v2_master.docx
+++ b/policies/build/masters_hco/HCO.MOM.8_v2_master.docx
@@ -773,7 +773,7 @@
           <w:sz w:val="22"/>
           <w:szCs w:val="22"/>
         </w:rPr>
-        <w:t xml:space="preserve">Boundaries: do not copy SHCO MOM wording. Do not overwrite HCO AAC or COP policies. Spell out abbreviations on first use in training materials. OE counts/levels/asterisks stay with the official portal Standards PDF. Method notes come from the Guidebook Interpretation paragraphs (scanned PDF md5 2c4489ee98de4ae9b49cba168ea9f42a).</w:t>
+        <w:t xml:space="preserve">Boundaries: do not overwrite HCO AAC or COP policies. Spell out abbreviations on first use in training materials. OE counts/levels/asterisks stay with the official portal Standards PDF. Method notes come from the Guidebook Interpretation paragraphs (scanned PDF md5 2c4489ee98de4ae9b49cba168ea9f42a).</w:t>
       </w:r>
     </w:p>
     <w:p>
@@ -1019,7 +1019,7 @@
         <w:spacing w:after="100" w:before="220"/>
       </w:pPr>
       <w:r>
-        <w:t xml:space="preserve">5.3 The organisation shall capture near misses, medication errors and adv...</w:t>
+        <w:t xml:space="preserve">5.3 The organisation shall capture near misses, medication errors and...</w:t>
       </w:r>
     </w:p>
     <w:p>
@@ -1088,7 +1088,7 @@
         <w:spacing w:after="100" w:before="220"/>
       </w:pPr>
       <w:r>
-        <w:t xml:space="preserve">5.4 Near misses, medication errors and adverse drug reactions shall be re...</w:t>
+        <w:t xml:space="preserve">5.4 Near misses, medication errors and adverse drug reactions shall be...</w:t>
       </w:r>
     </w:p>
     <w:p>
@@ -1145,7 +1145,7 @@
         <w:spacing w:after="100" w:before="220"/>
       </w:pPr>
       <w:r>
-        <w:t xml:space="preserve">5.5 Near misses, medication errors and adverse drug reactions are collect...</w:t>
+        <w:t xml:space="preserve">5.5 Near misses, medication errors and adverse drug reactions are collected...</w:t>
       </w:r>
     </w:p>
     <w:p>
@@ -1236,6 +1236,20 @@
       </w:pPr>
       <w:r>
         <w:t xml:space="preserve">6. Governance and responsibility</w:t>
+      </w:r>
+    </w:p>
+    <w:p>
+      <w:pPr>
+        <w:spacing w:after="20" w:before="100"/>
+      </w:pPr>
+      <w:r>
+        <w:rPr>
+          <w:b/>
+          <w:bCs/>
+          <w:sz w:val="22"/>
+          <w:szCs w:val="22"/>
+        </w:rPr>
+        <w:t xml:space="preserve">Medical Superintendent</w:t>
       </w:r>
     </w:p>
     <w:p>
@@ -1252,7 +1266,7 @@
           <w:sz w:val="22"/>
           <w:szCs w:val="22"/>
         </w:rPr>
-        <w:t xml:space="preserve">Medical Superintendent</w:t>
+        <w:t xml:space="preserve">Accountable that MOM.8 is resourced and followed.</w:t>
       </w:r>
     </w:p>
     <w:p>
@@ -1269,7 +1283,21 @@
           <w:sz w:val="22"/>
           <w:szCs w:val="22"/>
         </w:rPr>
-        <w:t xml:space="preserve">Accountable that MOM.8 is resourced and followed.</w:t>
+        <w:t xml:space="preserve">Designates the Medication Safety Officer (chapter intent) where that role is required for this standard.</w:t>
+      </w:r>
+    </w:p>
+    <w:p>
+      <w:pPr>
+        <w:spacing w:after="20" w:before="100"/>
+      </w:pPr>
+      <w:r>
+        <w:rPr>
+          <w:b/>
+          <w:bCs/>
+          <w:sz w:val="22"/>
+          <w:szCs w:val="22"/>
+        </w:rPr>
+        <w:t xml:space="preserve">Medication Safety Officer</w:t>
       </w:r>
     </w:p>
     <w:p>
@@ -1286,7 +1314,21 @@
           <w:sz w:val="22"/>
           <w:szCs w:val="22"/>
         </w:rPr>
-        <w:t xml:space="preserve">Designates the Medication Safety Officer (chapter intent) where that role is required for this standard.</w:t>
+        <w:t xml:space="preserve">Owns day-to-day implementation and records for this standard.</w:t>
+      </w:r>
+    </w:p>
+    <w:p>
+      <w:pPr>
+        <w:spacing w:after="20" w:before="100"/>
+      </w:pPr>
+      <w:r>
+        <w:rPr>
+          <w:b/>
+          <w:bCs/>
+          <w:sz w:val="22"/>
+          <w:szCs w:val="22"/>
+        </w:rPr>
+        <w:t xml:space="preserve">Medication Safety Officer</w:t>
       </w:r>
     </w:p>
     <w:p>
@@ -1303,7 +1345,21 @@
           <w:sz w:val="22"/>
           <w:szCs w:val="22"/>
         </w:rPr>
-        <w:t xml:space="preserve">Medication Safety Officer</w:t>
+        <w:t xml:space="preserve">Coordinates medication-safety processes that cut across MOM standards; brings incidents and audits to the Drug and Therapeutics Committee.</w:t>
+      </w:r>
+    </w:p>
+    <w:p>
+      <w:pPr>
+        <w:spacing w:after="20" w:before="100"/>
+      </w:pPr>
+      <w:r>
+        <w:rPr>
+          <w:b/>
+          <w:bCs/>
+          <w:sz w:val="22"/>
+          <w:szCs w:val="22"/>
+        </w:rPr>
+        <w:t xml:space="preserve">Pharmacy / nursing / treating doctors (as applicable)</w:t>
       </w:r>
     </w:p>
     <w:p>
@@ -1320,7 +1376,21 @@
           <w:sz w:val="22"/>
           <w:szCs w:val="22"/>
         </w:rPr>
-        <w:t xml:space="preserve">Owns day-to-day implementation and records for this standard.</w:t>
+        <w:t xml:space="preserve">Deliver the process as written; escalate stop-work triggers without delay.</w:t>
+      </w:r>
+    </w:p>
+    <w:p>
+      <w:pPr>
+        <w:spacing w:after="20" w:before="100"/>
+      </w:pPr>
+      <w:r>
+        <w:rPr>
+          <w:b/>
+          <w:bCs/>
+          <w:sz w:val="22"/>
+          <w:szCs w:val="22"/>
+        </w:rPr>
+        <w:t xml:space="preserve">Quality Coordinator</w:t>
       </w:r>
     </w:p>
     <w:p>
@@ -1337,7 +1407,28 @@
           <w:sz w:val="22"/>
           <w:szCs w:val="22"/>
         </w:rPr>
-        <w:t xml:space="preserve">Medication Safety Officer</w:t>
+        <w:t xml:space="preserve">Audits this policy «quarterly»; holds training acknowledgements.</w:t>
+      </w:r>
+    </w:p>
+    <w:p>
+      <w:pPr>
+        <w:pStyle w:val="Heading1"/>
+        <w:spacing w:after="120" w:before="280"/>
+      </w:pPr>
+      <w:r>
+        <w:t xml:space="preserve">7. Quality monitoring (RCA → CAPA)</w:t>
+      </w:r>
+    </w:p>
+    <w:p>
+      <w:pPr>
+        <w:spacing w:after="140"/>
+      </w:pPr>
+      <w:r>
+        <w:rPr>
+          <w:sz w:val="22"/>
+          <w:szCs w:val="22"/>
+        </w:rPr>
+        <w:t xml:space="preserve">The Quality Coordinator audits this policy «quarterly». The audit reviews:</w:t>
       </w:r>
     </w:p>
     <w:p>
@@ -1354,7 +1445,7 @@
           <w:sz w:val="22"/>
           <w:szCs w:val="22"/>
         </w:rPr>
-        <w:t xml:space="preserve">Coordinates medication-safety processes that cut across MOM standards; brings incidents and audits to the Drug and Therapeutics Committee.</w:t>
+        <w:t xml:space="preserve">Records for a sample of this standard's objective elements, checked against the What-we-do steps.</w:t>
       </w:r>
     </w:p>
     <w:p>
@@ -1371,7 +1462,7 @@
           <w:sz w:val="22"/>
           <w:szCs w:val="22"/>
         </w:rPr>
-        <w:t xml:space="preserve">Pharmacy / nursing / treating doctors (as applicable)</w:t>
+        <w:t xml:space="preserve">Documentary evidence is on file for each asterisked objective element in the sample.</w:t>
       </w:r>
     </w:p>
     <w:p>
@@ -1388,7 +1479,7 @@
           <w:sz w:val="22"/>
           <w:szCs w:val="22"/>
         </w:rPr>
-        <w:t xml:space="preserve">Deliver the process as written; escalate stop-work triggers without delay.</w:t>
+        <w:t xml:space="preserve">CORE objective elements show no critical gaps in the sample.</w:t>
       </w:r>
     </w:p>
     <w:p>
@@ -1405,125 +1496,19 @@
           <w:sz w:val="22"/>
           <w:szCs w:val="22"/>
         </w:rPr>
-        <w:t xml:space="preserve">Quality Coordinator</w:t>
-      </w:r>
-    </w:p>
-    <w:p>
-      <w:pPr>
-        <w:pStyle w:val="ListParagraph"/>
-        <w:numPr>
-          <w:ilvl w:val="0"/>
-          <w:numId w:val="1"/>
-        </w:numPr>
-        <w:spacing w:after="60"/>
-      </w:pPr>
-      <w:r>
-        <w:rPr>
-          <w:sz w:val="22"/>
-          <w:szCs w:val="22"/>
-        </w:rPr>
-        <w:t xml:space="preserve">Audits this policy «quarterly»; holds training acknowledgements.</w:t>
-      </w:r>
-    </w:p>
-    <w:p>
-      <w:pPr>
-        <w:pStyle w:val="Heading1"/>
-        <w:spacing w:after="120" w:before="280"/>
-      </w:pPr>
-      <w:r>
-        <w:t xml:space="preserve">7. Quality monitoring (RCA → CAPA)</w:t>
-      </w:r>
-    </w:p>
-    <w:p>
-      <w:pPr>
-        <w:spacing w:after="140"/>
-      </w:pPr>
-      <w:r>
-        <w:rPr>
-          <w:sz w:val="22"/>
-          <w:szCs w:val="22"/>
-        </w:rPr>
-        <w:t xml:space="preserve">The Quality Coordinator audits this policy «quarterly».</w:t>
-      </w:r>
-    </w:p>
-    <w:p>
-      <w:pPr>
-        <w:spacing w:after="140"/>
-      </w:pPr>
-      <w:r>
-        <w:rPr>
-          <w:sz w:val="22"/>
-          <w:szCs w:val="22"/>
-        </w:rPr>
-        <w:t xml:space="preserve">What is monitored each quarter:</w:t>
-      </w:r>
-    </w:p>
-    <w:p>
-      <w:pPr>
-        <w:pStyle w:val="ListParagraph"/>
-        <w:numPr>
-          <w:ilvl w:val="0"/>
-          <w:numId w:val="1"/>
-        </w:numPr>
-        <w:spacing w:after="60"/>
-      </w:pPr>
-      <w:r>
-        <w:rPr>
-          <w:sz w:val="22"/>
-          <w:szCs w:val="22"/>
-        </w:rPr>
-        <w:t xml:space="preserve">Sample of records for each OE MOM.8.a–f.</w:t>
-      </w:r>
-    </w:p>
-    <w:p>
-      <w:pPr>
-        <w:pStyle w:val="ListParagraph"/>
-        <w:numPr>
-          <w:ilvl w:val="0"/>
-          <w:numId w:val="1"/>
-        </w:numPr>
-        <w:spacing w:after="60"/>
-      </w:pPr>
-      <w:r>
-        <w:rPr>
-          <w:sz w:val="22"/>
-          <w:szCs w:val="22"/>
-        </w:rPr>
-        <w:t xml:space="preserve">Asterisked elements (acd) have document evidence as required.</w:t>
-      </w:r>
-    </w:p>
-    <w:p>
-      <w:pPr>
-        <w:pStyle w:val="ListParagraph"/>
-        <w:numPr>
-          <w:ilvl w:val="0"/>
-          <w:numId w:val="1"/>
-        </w:numPr>
-        <w:spacing w:after="60"/>
-      </w:pPr>
-      <w:r>
-        <w:rPr>
-          <w:sz w:val="22"/>
-          <w:szCs w:val="22"/>
-        </w:rPr>
-        <w:t xml:space="preserve">CORE elements (c) show no critical gaps in the sample.</w:t>
-      </w:r>
-    </w:p>
-    <w:p>
-      <w:pPr>
-        <w:pStyle w:val="ListParagraph"/>
-        <w:numPr>
-          <w:ilvl w:val="0"/>
-          <w:numId w:val="1"/>
-        </w:numPr>
-        <w:spacing w:after="60"/>
-      </w:pPr>
-      <w:r>
-        <w:rPr>
-          <w:sz w:val="22"/>
-          <w:szCs w:val="22"/>
-        </w:rPr>
         <w:t xml:space="preserve">Stop-work events (if any) are logged with outcome.</w:t>
+      </w:r>
+    </w:p>
+    <w:p>
+      <w:pPr>
+        <w:spacing w:after="140"/>
+      </w:pPr>
+      <w:r>
+        <w:rPr>
+          <w:sz w:val="22"/>
+          <w:szCs w:val="22"/>
+        </w:rPr>
+        <w:t xml:space="preserve">Root-cause analysis is required when a gap found in this audit remains open beyond «90 days».</w:t>
       </w:r>
     </w:p>
     <w:p>
@@ -3176,7 +3161,7 @@
           <w:sz w:val="22"/>
           <w:szCs w:val="22"/>
         </w:rPr>
-        <w:t xml:space="preserve">Records showing MOM.8.a was followed for sampled patients/cases.</w:t>
+        <w:t xml:space="preserve">Written monitoring guidance naming what to watch and when to escalate, matched to drug and clinical setting.</w:t>
       </w:r>
     </w:p>
     <w:p>
@@ -3193,7 +3178,7 @@
           <w:sz w:val="22"/>
           <w:szCs w:val="22"/>
         </w:rPr>
-        <w:t xml:space="preserve">Written guidance / protocol referenced for this element (where required).</w:t>
+        <w:t xml:space="preserve">Recorded post-administration monitoring for a sampled case (for example post-opioid sedation/respiration, post-chemotherapy).</w:t>
       </w:r>
     </w:p>
     <w:p>
@@ -3210,7 +3195,16 @@
           <w:sz w:val="22"/>
           <w:szCs w:val="22"/>
         </w:rPr>
-        <w:t xml:space="preserve">Audit sample notes for MOM.8.a reviewed «quarterly».</w:t>
+        <w:t xml:space="preserve">Escalation record where monitoring triggered a response.</w:t>
+      </w:r>
+    </w:p>
+    <w:p>
+      <w:pPr>
+        <w:pStyle w:val="Heading2"/>
+        <w:spacing w:after="100" w:before="220"/>
+      </w:pPr>
+      <w:r>
+        <w:t xml:space="preserve">MOM.8.b — Medications shall be changed based on the monitoring where appropriate.</w:t>
       </w:r>
     </w:p>
     <w:p>
@@ -3227,16 +3221,7 @@
           <w:sz w:val="22"/>
           <w:szCs w:val="22"/>
         </w:rPr>
-        <w:t xml:space="preserve">Documented evidence specifically required by the asterisked objective element.</w:t>
-      </w:r>
-    </w:p>
-    <w:p>
-      <w:pPr>
-        <w:pStyle w:val="Heading2"/>
-        <w:spacing w:after="100" w:before="220"/>
-      </w:pPr>
-      <w:r>
-        <w:t xml:space="preserve">MOM.8.b — Medications shall be changed based on the monitoring where appropriate.</w:t>
+        <w:t xml:space="preserve">Medication-change record based on monitoring findings — drug changed, held or dose-adjusted.</w:t>
       </w:r>
     </w:p>
     <w:p>
@@ -3253,7 +3238,7 @@
           <w:sz w:val="22"/>
           <w:szCs w:val="22"/>
         </w:rPr>
-        <w:t xml:space="preserve">Records showing MOM.8.b was followed for sampled patients/cases.</w:t>
+        <w:t xml:space="preserve">Rewritten-order record under MOM.5 for the change.</w:t>
       </w:r>
     </w:p>
     <w:p>
@@ -3270,7 +3255,16 @@
           <w:sz w:val="22"/>
           <w:szCs w:val="22"/>
         </w:rPr>
-        <w:t xml:space="preserve">Written guidance / protocol referenced for this element (where required).</w:t>
+        <w:t xml:space="preserve">Confirmation the treating doctor was informed, not silently continued.</w:t>
+      </w:r>
+    </w:p>
+    <w:p>
+      <w:pPr>
+        <w:pStyle w:val="Heading2"/>
+        <w:spacing w:after="100" w:before="220"/>
+      </w:pPr>
+      <w:r>
+        <w:t xml:space="preserve">MOM.8.c — The organisation shall capture near misses, medication errors and adverse drug reactions.</w:t>
       </w:r>
     </w:p>
     <w:p>
@@ -3287,16 +3281,7 @@
           <w:sz w:val="22"/>
           <w:szCs w:val="22"/>
         </w:rPr>
-        <w:t xml:space="preserve">Audit sample notes for MOM.8.b reviewed «quarterly».</w:t>
-      </w:r>
-    </w:p>
-    <w:p>
-      <w:pPr>
-        <w:pStyle w:val="Heading2"/>
-        <w:spacing w:after="100" w:before="220"/>
-      </w:pPr>
-      <w:r>
-        <w:t xml:space="preserve">MOM.8.c — The organisation shall capture near misses, medication errors and adverse drug reactions.</w:t>
+        <w:t xml:space="preserve">Defined near-miss, medication-error and ADR reporting system — incident form or electronic equivalent, plus pharmacovigilance reporting where applicable.</w:t>
       </w:r>
     </w:p>
     <w:p>
@@ -3313,7 +3298,7 @@
           <w:sz w:val="22"/>
           <w:szCs w:val="22"/>
         </w:rPr>
-        <w:t xml:space="preserve">Records showing MOM.8.c was followed for sampled patients/cases.</w:t>
+        <w:t xml:space="preserve">Sample of captured near-miss and error reports.</w:t>
       </w:r>
     </w:p>
     <w:p>
@@ -3330,7 +3315,16 @@
           <w:sz w:val="22"/>
           <w:szCs w:val="22"/>
         </w:rPr>
-        <w:t xml:space="preserve">Written guidance / protocol referenced for this element (where required).</w:t>
+        <w:t xml:space="preserve">Medication Safety Officer's ownership record of the capture system.</w:t>
+      </w:r>
+    </w:p>
+    <w:p>
+      <w:pPr>
+        <w:pStyle w:val="Heading2"/>
+        <w:spacing w:after="100" w:before="220"/>
+      </w:pPr>
+      <w:r>
+        <w:t xml:space="preserve">MOM.8.d — Near misses, medication errors and adverse drug reactions shall be reported within a specified time frame.</w:t>
       </w:r>
     </w:p>
     <w:p>
@@ -3347,7 +3341,7 @@
           <w:sz w:val="22"/>
           <w:szCs w:val="22"/>
         </w:rPr>
-        <w:t xml:space="preserve">Audit sample notes for MOM.8.c reviewed «quarterly».</w:t>
+        <w:t xml:space="preserve">Reporting-timeframe record — immediate for unsafe situations, same-shift for other incidents, within 24 hours for ADRs.</w:t>
       </w:r>
     </w:p>
     <w:p>
@@ -3364,7 +3358,7 @@
           <w:sz w:val="22"/>
           <w:szCs w:val="22"/>
         </w:rPr>
-        <w:t xml:space="preserve">Documented evidence specifically required by the asterisked objective element.</w:t>
+        <w:t xml:space="preserve">Delayed-discovery record marked as delayed when found late.</w:t>
       </w:r>
     </w:p>
     <w:p>
@@ -3381,7 +3375,7 @@
           <w:sz w:val="22"/>
           <w:szCs w:val="22"/>
         </w:rPr>
-        <w:t xml:space="preserve">CORE-element sample with no critical gaps in the quarter under review.</w:t>
+        <w:t xml:space="preserve">DTC record of any tightened reporting time.</w:t>
       </w:r>
     </w:p>
     <w:p>
@@ -3390,7 +3384,7 @@
         <w:spacing w:after="100" w:before="220"/>
       </w:pPr>
       <w:r>
-        <w:t xml:space="preserve">MOM.8.d — Near misses, medication errors and adverse drug reactions shall be reported within a specified time frame.</w:t>
+        <w:t xml:space="preserve">MOM.8.e — Near misses, medication errors and adverse drug reactions are collected and analysed.</w:t>
       </w:r>
     </w:p>
     <w:p>
@@ -3407,7 +3401,7 @@
           <w:sz w:val="22"/>
           <w:szCs w:val="22"/>
         </w:rPr>
-        <w:t xml:space="preserve">Records showing MOM.8.d was followed for sampled patients/cases.</w:t>
+        <w:t xml:space="preserve">Quarterly analysis record by the DTC — type, stage, high-risk-drug involvement, harm.</w:t>
       </w:r>
     </w:p>
     <w:p>
@@ -3424,7 +3418,7 @@
           <w:sz w:val="22"/>
           <w:szCs w:val="22"/>
         </w:rPr>
-        <w:t xml:space="preserve">Written guidance / protocol referenced for this element (where required).</w:t>
+        <w:t xml:space="preserve">System-cause analysis record, not individual-blame-only.</w:t>
       </w:r>
     </w:p>
     <w:p>
@@ -3441,7 +3435,16 @@
           <w:sz w:val="22"/>
           <w:szCs w:val="22"/>
         </w:rPr>
-        <w:t xml:space="preserve">Audit sample notes for MOM.8.d reviewed «quarterly».</w:t>
+        <w:t xml:space="preserve">Medication Safety Officer's collected-report file.</w:t>
+      </w:r>
+    </w:p>
+    <w:p>
+      <w:pPr>
+        <w:pStyle w:val="Heading2"/>
+        <w:spacing w:after="100" w:before="220"/>
+      </w:pPr>
+      <w:r>
+        <w:t xml:space="preserve">MOM.8.f — Corrective and / or preventive action(s) are taken based on the analysis.</w:t>
       </w:r>
     </w:p>
     <w:p>
@@ -3458,16 +3461,7 @@
           <w:sz w:val="22"/>
           <w:szCs w:val="22"/>
         </w:rPr>
-        <w:t xml:space="preserve">Documented evidence specifically required by the asterisked objective element.</w:t>
-      </w:r>
-    </w:p>
-    <w:p>
-      <w:pPr>
-        <w:pStyle w:val="Heading2"/>
-        <w:spacing w:after="100" w:before="220"/>
-      </w:pPr>
-      <w:r>
-        <w:t xml:space="preserve">MOM.8.e — Near misses, medication errors and adverse drug reactions are collected and analysed.</w:t>
+        <w:t xml:space="preserve">CAPA record from analysis, timed and closed (for example storage separation, second-check rule, formulary restriction).</w:t>
       </w:r>
     </w:p>
     <w:p>
@@ -3484,7 +3478,7 @@
           <w:sz w:val="22"/>
           <w:szCs w:val="22"/>
         </w:rPr>
-        <w:t xml:space="preserve">Records showing MOM.8.e was followed for sampled patients/cases.</w:t>
+        <w:t xml:space="preserve">Quarterly audit inclusion record for open medication CAPA.</w:t>
       </w:r>
     </w:p>
     <w:p>
@@ -3501,84 +3495,7 @@
           <w:sz w:val="22"/>
           <w:szCs w:val="22"/>
         </w:rPr>
-        <w:t xml:space="preserve">Written guidance / protocol referenced for this element (where required).</w:t>
-      </w:r>
-    </w:p>
-    <w:p>
-      <w:pPr>
-        <w:pStyle w:val="ListParagraph"/>
-        <w:numPr>
-          <w:ilvl w:val="0"/>
-          <w:numId w:val="1"/>
-        </w:numPr>
-        <w:spacing w:after="60"/>
-      </w:pPr>
-      <w:r>
-        <w:rPr>
-          <w:sz w:val="22"/>
-          <w:szCs w:val="22"/>
-        </w:rPr>
-        <w:t xml:space="preserve">Audit sample notes for MOM.8.e reviewed «quarterly».</w:t>
-      </w:r>
-    </w:p>
-    <w:p>
-      <w:pPr>
-        <w:pStyle w:val="Heading2"/>
-        <w:spacing w:after="100" w:before="220"/>
-      </w:pPr>
-      <w:r>
-        <w:t xml:space="preserve">MOM.8.f — Corrective and / or preventive action(s) are taken based on the analysis.</w:t>
-      </w:r>
-    </w:p>
-    <w:p>
-      <w:pPr>
-        <w:pStyle w:val="ListParagraph"/>
-        <w:numPr>
-          <w:ilvl w:val="0"/>
-          <w:numId w:val="1"/>
-        </w:numPr>
-        <w:spacing w:after="60"/>
-      </w:pPr>
-      <w:r>
-        <w:rPr>
-          <w:sz w:val="22"/>
-          <w:szCs w:val="22"/>
-        </w:rPr>
-        <w:t xml:space="preserve">Records showing MOM.8.f was followed for sampled patients/cases.</w:t>
-      </w:r>
-    </w:p>
-    <w:p>
-      <w:pPr>
-        <w:pStyle w:val="ListParagraph"/>
-        <w:numPr>
-          <w:ilvl w:val="0"/>
-          <w:numId w:val="1"/>
-        </w:numPr>
-        <w:spacing w:after="60"/>
-      </w:pPr>
-      <w:r>
-        <w:rPr>
-          <w:sz w:val="22"/>
-          <w:szCs w:val="22"/>
-        </w:rPr>
-        <w:t xml:space="preserve">Written guidance / protocol referenced for this element (where required).</w:t>
-      </w:r>
-    </w:p>
-    <w:p>
-      <w:pPr>
-        <w:pStyle w:val="ListParagraph"/>
-        <w:numPr>
-          <w:ilvl w:val="0"/>
-          <w:numId w:val="1"/>
-        </w:numPr>
-        <w:spacing w:after="60"/>
-      </w:pPr>
-      <w:r>
-        <w:rPr>
-          <w:sz w:val="22"/>
-          <w:szCs w:val="22"/>
-        </w:rPr>
-        <w:t xml:space="preserve">Audit sample notes for MOM.8.f reviewed «quarterly».</w:t>
+        <w:t xml:space="preserve">Deeper-review record triggered by repeat events of the same type.</w:t>
       </w:r>
     </w:p>
     <w:p>

--- a/policies/build/masters_hco/HCO.MOM.8_v2_master.docx
+++ b/policies/build/masters_hco/HCO.MOM.8_v2_master.docx
@@ -692,7 +692,7 @@
           <w:sz w:val="22"/>
           <w:szCs w:val="22"/>
         </w:rPr>
-        <w:t xml:space="preserve">It covers objective elements MOM.8.a–f (6 elements).</w:t>
+        <w:t xml:space="preserve">This policy covers all 6 requirements under this standard, listed in detail below.</w:t>
       </w:r>
     </w:p>
     <w:p>
@@ -716,7 +716,7 @@
           <w:sz w:val="22"/>
           <w:szCs w:val="22"/>
         </w:rPr>
-        <w:t xml:space="preserve">This policy owns MOM.8. Related AAC, COP, PRE, IPC/HIC and HRM duties stay with those policies — cross-reference only. Other MOM standards stay with their own policies.</w:t>
+        <w:t xml:space="preserve">This policy covers monitoring after medication administration specifically. Related duties — like patient assessment, clinical care, patient rights, infection control, or staffing — are covered in the hospital's other policies, not repeated here. Other MOM standards stay with their own policies.</w:t>
       </w:r>
     </w:p>
     <w:p>
@@ -761,19 +761,19 @@
           <w:sz w:val="22"/>
           <w:szCs w:val="22"/>
         </w:rPr>
-        <w:t xml:space="preserve">It covers 6 objective elements (MOM.8.a, MOM.8.b, MOM.8.c, MOM.8.d, MOM.8.e, MOM.8.f).</w:t>
-      </w:r>
-    </w:p>
-    <w:p>
-      <w:pPr>
-        <w:spacing w:after="140"/>
-      </w:pPr>
-      <w:r>
-        <w:rPr>
-          <w:sz w:val="22"/>
-          <w:szCs w:val="22"/>
-        </w:rPr>
-        <w:t xml:space="preserve">Boundaries: do not overwrite HCO AAC or COP policies. Spell out abbreviations on first use in training materials. OE counts/levels/asterisks stay with the official portal Standards PDF. Method notes come from the Guidebook Interpretation paragraphs (scanned PDF md5 2c4489ee98de4ae9b49cba168ea9f42a).</w:t>
+        <w:t xml:space="preserve">This policy covers all 6 requirements under this standard, listed in detail below.</w:t>
+      </w:r>
+    </w:p>
+    <w:p>
+      <w:pPr>
+        <w:spacing w:after="140"/>
+      </w:pPr>
+      <w:r>
+        <w:rPr>
+          <w:sz w:val="22"/>
+          <w:szCs w:val="22"/>
+        </w:rPr>
+        <w:t xml:space="preserve">This policy covers monitoring after medication administration specifically. Related duties — like patient assessment, clinical care, patient rights, infection control, or staffing — are covered in the hospital's other policies, not repeated here. Spell out abbreviations on first use in training materials. OE counts/levels/asterisks stay with the official portal Standards PDF. Method notes come from the Guidebook Interpretation paragraphs (scanned PDF md5 2c4489ee98de4ae9b49cba168ea9f42a).</w:t>
       </w:r>
     </w:p>
     <w:p>
